--- a/blog/downloads/memorial-descritivo-obra-modelo.docx
+++ b/blog/downloads/memorial-descritivo-obra-modelo.docx
@@ -107,8 +107,20 @@
           <w:color w:val="475569"/>
           <w:sz w:val="18"/>
         </w:rPr>
-        <w:t>Modelo gerado por AI.arq · ai.arq.br</w:t>
+        <w:t xml:space="preserve">Modelo gerado por AI.arq · </w:t>
       </w:r>
+      <w:hyperlink r:id="rId9">
+        <w:r>
+          <w:rPr>
+            <w:rFonts w:ascii="Calibri" w:hAnsi="Calibri"/>
+            <w:i/>
+            <w:color w:val="4F46E5"/>
+            <w:sz w:val="18"/>
+            <w:u w:val="single"/>
+          </w:rPr>
+          <w:t xml:space="preserve">ai.arq.br</w:t>
+        </w:r>
+      </w:hyperlink>
     </w:p>
     <w:p>
       <w:r>
@@ -140,7 +152,7 @@
           <w:color w:val="0F172A"/>
           <w:sz w:val="20"/>
         </w:rPr>
-        <w:t>Este é um modelo genérico de memorial descritivo de obra. Foi estruturado pra atender 95% dos casos típicos do mercado brasileiro. Adapte cada seção pra realidade do seu projeto.</w:t>
+        <w:t>Este é um modelo genérico de memorial descritivo de obra. Foi estruturado pra atender a maioria dos casos típicos do mercado brasileiro. Adapte cada seção pra realidade do seu projeto.</w:t>
       </w:r>
     </w:p>
     <w:p>
@@ -2162,8 +2174,20 @@
           <w:color w:val="4F46E5"/>
           <w:sz w:val="18"/>
         </w:rPr>
-        <w:t>Pra acelerar a planilha de quantitativos, acesse ai.arq.br</w:t>
+        <w:t xml:space="preserve">Tem o desenho em DWG, DXF ou PDF? A AI.arq gera a planilha de quantitativos e um rascunho de memorial por disciplina a partir dele: </w:t>
       </w:r>
+      <w:hyperlink r:id="rId9">
+        <w:r>
+          <w:rPr>
+            <w:rFonts w:ascii="Calibri" w:hAnsi="Calibri"/>
+            <w:i/>
+            <w:color w:val="4F46E5"/>
+            <w:sz w:val="18"/>
+            <w:u w:val="single"/>
+          </w:rPr>
+          <w:t xml:space="preserve">ai.arq.br</w:t>
+        </w:r>
+      </w:hyperlink>
     </w:p>
     <w:sectPr>
       <w:pgSz w:w="12240" w:h="15840"/>
